--- a/submissions/JMRT-R1-resubmission/Cai_Fe-SMA_JMRT_R1_response-reviewer-2.docx
+++ b/submissions/JMRT-R1-resubmission/Cai_Fe-SMA_JMRT_R1_response-reviewer-2.docx
@@ -810,17 +810,7 @@
         <w:t xml:space="preserve"> </w:t>
       </w:r>
       <w:r>
-        <w:rPr>
-          <w:b/>
-          <w:bCs/>
-        </w:rPr>
-        <w:t xml:space="preserve">[PENDING — S. Cai: confirm the standard actually followed (e.g., ASTM E8/E8M for the monotonic/cyclic tension, with the fine-wire deviations stated; if the cyclic protocol followed a NiTi-style model, ASTM F2516) — insert the standard number here and in Sec. 2.4 before submission. Do not submit this letter with this placeholder in place.]</w:t>
-      </w:r>
-      <w:r>
-        <w:t xml:space="preserve"> </w:t>
-      </w:r>
-      <w:r>
-        <w:t xml:space="preserve">Independent of the standard number, Section 2.4 now reports the test parameters a reader needs to assess the data: displacement control, 127 mm gauge length, 0.25 in min⁻¹ crosshead speed (nominal strain rate 8.3 × 10⁻⁴ s⁻¹), strain computed as crosshead extension over gauge length without extensometry, and the consequence stated plainly — the elastic portions carry load-train compliance, so the moduli in Table 2 are apparent rather than true.</w:t>
+        <w:t xml:space="preserve">Section 2.4 now addresses this directly, and we answer it honestly rather than by attaching a standard number the test does not strictly follow. Specimen handling and the monotonic-tension elements of the procedure broadly follow ASTM E8/E8M, and the revision says so. The cyclic protocol itself, however — incremental 1% loading–unloading cycles to fracture, and the loading–unloading–heating variant — is not a standardized test: it is a purpose-designed method for evaluating reversible transformation and measuring maximum strain recovery in fine superelastic wire, and Section 2.4 now cites the prior peer-reviewed publication in which this loading–unloading methodology on the same apparatus and gauge configuration is described (Cai et al., Shape Mem. Superelasticity 10 (2024) 460–472). We considered citing ASTM F2516 as well, but that standard is written for NiTi superelastic materials and prescribes a different cycle (a single 6% strain excursion, unload, then pull to failure); citing it would misdescribe what was done. Independent of the citation, Section 2.4 reports the test parameters a reader needs to assess the data: displacement control, 127 mm gauge length, 0.25 in min⁻¹ crosshead speed (nominal strain rate 8.3 × 10⁻⁴ s⁻¹), strain computed as crosshead extension over gauge length without extensometry, and the consequence stated plainly — the elastic portions carry load-train compliance, so the moduli in Table 2 are apparent rather than true.</w:t>
       </w:r>
     </w:p>
     <w:p>

--- a/submissions/JMRT-R1-resubmission/Cai_Fe-SMA_JMRT_R1_response-reviewer-2.docx
+++ b/submissions/JMRT-R1-resubmission/Cai_Fe-SMA_JMRT_R1_response-reviewer-2.docx
@@ -850,7 +850,7 @@
         <w:t xml:space="preserve"> </w:t>
       </w:r>
       <w:r>
-        <w:t xml:space="preserve">Section 2.4 now states the replication plainly rather than leaving it to be inferred: one specimen was tested per anneal condition, the values in Table 2 are single measurements, and no scatter is reported for them because none was measured. Replicate specimens exist only for the abnormal-grain-growth treatments, and those replicates — including their large specimen-to-specimen scatter (two 2-cycle AGG specimens at 568 and 608 MPa / 1.0% elongation against a three-cycle-plus-age specimen at 1006 MPa / 11.9%) — are reported and discussed in Sec. 3.5, where the scatter is itself part of the finding (boundary cracking after the AGG treatment, Fig. 10d). We accept that a single-specimen anneal sweep limits the precision of any individual Table 2 entry; the trends across the eight conditions, which is what the paper’s argument uses, span factors of 2–15 in the reported properties and are far outside any plausible single-specimen scatter.</w:t>
+        <w:t xml:space="preserve">Section 2.4 now states the replication plainly rather than leaving it to be inferred: one specimen was tested per anneal condition, the values in Table 2 are single measurements, and no scatter is reported for them because none was measured. Replicate specimens exist only for the abnormal-grain-growth treatments, and those replicates — including their large specimen-to-specimen scatter (two 2-cycle AGG specimens at 568 and 608 MPa / 1.0% elongation against a three-cycle-plus-age specimen at 1006 MPa / 11.9%) — are reported and discussed in Sec. 3.5, where the scatter is itself part of the finding (boundary cracking after the AGG treatment, Fig. 10c). We accept that a single-specimen anneal sweep limits the precision of any individual Table 2 entry; the trends across the eight conditions, which is what the paper’s argument uses, span factors of 2–15 in the reported properties and are far outside any plausible single-specimen scatter.</w:t>
       </w:r>
     </w:p>
     <w:bookmarkEnd w:id="12"/>

--- a/submissions/JMRT-R1-resubmission/Cai_Fe-SMA_JMRT_R1_response-reviewer-2.docx
+++ b/submissions/JMRT-R1-resubmission/Cai_Fe-SMA_JMRT_R1_response-reviewer-2.docx
@@ -63,7 +63,7 @@
         <w:pStyle w:val="BodyText"/>
       </w:pPr>
       <w:r>
-        <w:t xml:space="preserve">We thank the Reviewer for a thorough, well-organized review. Every one of the twenty-four points has been acted on, and three of them (the title suggestions, taken together) are now the title of the paper. Section and figure numbers below refer to the revised manuscript unless stated otherwise; the revision adds two Methods subsections (2.6 and an expanded 2.1), two Results sections (3.4 and 3.5) and four figures (Figs. 7–10), so some numbering has shifted from the submitted version.</w:t>
+        <w:t xml:space="preserve">We thank the Reviewer for a thorough, well-organized review. Every one of the twenty-four points has been acted on, and three of them (the title suggestions, taken together) are now the title of the paper. Section and figure numbers below refer to the revised manuscript unless stated otherwise; the revision adds two Methods subsections (2.6 and an expanded 2.1), two Results sections (3.4 and 3.5) and three figures (Figs. 7–9), so some numbering has shifted from the submitted version.</w:t>
       </w:r>
     </w:p>
     <w:p>
@@ -850,7 +850,7 @@
         <w:t xml:space="preserve"> </w:t>
       </w:r>
       <w:r>
-        <w:t xml:space="preserve">Section 2.4 now states the replication plainly rather than leaving it to be inferred: one specimen was tested per anneal condition, the values in Table 2 are single measurements, and no scatter is reported for them because none was measured. Replicate specimens exist only for the abnormal-grain-growth treatments, and those replicates — including their large specimen-to-specimen scatter (two 2-cycle AGG specimens at 568 and 608 MPa / 1.0% elongation against a three-cycle-plus-age specimen at 1006 MPa / 11.9%) — are reported and discussed in Sec. 3.5, where the scatter is itself part of the finding (boundary cracking after the AGG treatment, Fig. 10c). We accept that a single-specimen anneal sweep limits the precision of any individual Table 2 entry; the trends across the eight conditions, which is what the paper’s argument uses, span factors of 2–15 in the reported properties and are far outside any plausible single-specimen scatter.</w:t>
+        <w:t xml:space="preserve">Section 2.4 now states the replication plainly rather than leaving it to be inferred: one specimen was tested per anneal condition, the values in Table 2 are single measurements, and no scatter is reported for them because none was measured. Replicate specimens exist only for the abnormal-grain-growth treatments, and those replicates — including their large specimen-to-specimen scatter (two 2-cycle AGG specimens at 568 and 608 MPa / 1.0% elongation against a three-cycle-plus-age specimen at 1006 MPa / 11.9%) — are reported and discussed in Sec. 3.5, where the scatter is itself part of the finding (boundary cracking observed on the specimen surface after the AGG treatment, Sec. 3.5). We accept that a single-specimen anneal sweep limits the precision of any individual Table 2 entry; the trends across the eight conditions, which is what the paper’s argument uses, span factors of 2–15 in the reported properties and are far outside any plausible single-specimen scatter.</w:t>
       </w:r>
     </w:p>
     <w:bookmarkEnd w:id="12"/>

--- a/submissions/JMRT-R1-resubmission/Cai_Fe-SMA_JMRT_R1_response-reviewer-2.docx
+++ b/submissions/JMRT-R1-resubmission/Cai_Fe-SMA_JMRT_R1_response-reviewer-2.docx
@@ -491,19 +491,7 @@
         <w:t xml:space="preserve"> </w:t>
       </w:r>
       <w:r>
-        <w:t xml:space="preserve">The abstract now carries both halves of that explanation: the benchmark is introduced as</w:t>
-      </w:r>
-      <w:r>
-        <w:t xml:space="preserve"> </w:t>
-      </w:r>
-      <w:r>
-        <w:t xml:space="preserve">“an alloy whose super-elasticity depends on coherent B2 NiAl precipitates within a continuous BCC α parent,”</w:t>
-      </w:r>
-      <w:r>
-        <w:t xml:space="preserve"> </w:t>
-      </w:r>
-      <w:r>
-        <w:t xml:space="preserve">and the LLM-alloy’s failure is attributed to the phase-stability mismatch that denies it exactly that parent state — it cannot be solution-treated to single-phase α at any accessible temperature, so the coherent-precipitate-in-α microstructure the benchmark relies on is unavailable to it (developed in Secs. 3.4 and 4.1).</w:t>
+        <w:t xml:space="preserve">The abstract explains the difference through the phase-stability mechanism: the benchmark solution-treats to single-phase BCC α at 1200 °C — the parent state on which stress-induced transformation depends — whereas the LLM-alloy is two-phase at that temperature and reaches single-phase α only at ≈1340 °C, above its accessible processing range, so the parent state is unavailable to it. The role of the coherent B2 precipitates within that α parent, and the full account of why the benchmark transforms while the LLM-alloy cannot, are developed in Secs. 3.4 and 4.1.</w:t>
       </w:r>
     </w:p>
     <w:bookmarkEnd w:id="10"/>
@@ -850,7 +838,7 @@
         <w:t xml:space="preserve"> </w:t>
       </w:r>
       <w:r>
-        <w:t xml:space="preserve">Section 2.4 now states the replication plainly rather than leaving it to be inferred: one specimen was tested per anneal condition, the values in Table 2 are single measurements, and no scatter is reported for them because none was measured. Replicate specimens exist only for the abnormal-grain-growth treatments, and those replicates — including their large specimen-to-specimen scatter (two 2-cycle AGG specimens at 568 and 608 MPa / 1.0% elongation against a three-cycle-plus-age specimen at 1006 MPa / 11.9%) — are reported and discussed in Sec. 3.5, where the scatter is itself part of the finding (boundary cracking observed on the specimen surface after the AGG treatment, Sec. 3.5). We accept that a single-specimen anneal sweep limits the precision of any individual Table 2 entry; the trends across the eight conditions, which is what the paper’s argument uses, span factors of 2–15 in the reported properties and are far outside any plausible single-specimen scatter.</w:t>
+        <w:t xml:space="preserve">Section 2.4 now states the replication plainly rather than leaving it to be inferred — one specimen was tested per anneal condition, the values in Table 2 are single measurements, and no scatter is reported for them because none was measured — and states why single measurements are sufficient for this study’s purpose. That purpose is to evaluate whether the LLM-alloy has any potential for super-elasticity across its accessible heat-treatment window; the paper offers no value for engineering design and claims no statistical qualification. Within that scope, four things carry the conclusions. First, they rest on trends across the eight conditions — a factor of ≈2.4 in strength and ≈15 in elongation — far outside any plausible specimen-to-specimen scatter in continuously drawn wire taken from consecutive spools of a single heat at near-constant diameter. Second, the eight single measurements fall on smooth, monotonic curves, so an anomalous specimen would be visible as a break in the trend; none appears. Third, the central observation — the absence of any transformation-related strain recovery — is binary rather than quantitative and was made independently in every condition tested, so it is effectively replicated ninefold even though no anneal condition was repeated. Fourth, replication was spent where variance is informative: replicate specimens exist for the abnormal-grain-growth treatments, and their large scatter (568 and 608 MPa at 1.0% elongation against 1006 MPa at 11.9%) is reported in Sec. 3.5, where the scatter is itself part of the finding (boundary cracking). We accept that a single-specimen sweep limits the precision of any individual Table 2 entry; no conclusion of the paper depends on that precision.</w:t>
       </w:r>
     </w:p>
     <w:bookmarkEnd w:id="12"/>

--- a/submissions/JMRT-R1-resubmission/Cai_Fe-SMA_JMRT_R1_response-reviewer-2.docx
+++ b/submissions/JMRT-R1-resubmission/Cai_Fe-SMA_JMRT_R1_response-reviewer-2.docx
@@ -411,7 +411,7 @@
         <w:t xml:space="preserve"> </w:t>
       </w:r>
       <w:r>
-        <w:t xml:space="preserve">The abstract now carries the numbers the Reviewer names, on both sides of the comparison: 0.2% proof stress from 1948 to 502 MPa across the anneal series and elongation peaking at 33% for the LLM-alloy; strain recovery indistinguishable from elastic springback in the LLM-alloy against ≈0.5% recoverable transformation strain in the benchmark; and the quantitative core of the new thermodynamic result (single-phase α at ≈1340 °C versus an accessible ≈1150 °C once carbon is deleted, and the ≈0.10 wt% carbon threshold — ten times the 0.010 wt% measured in the benchmark).</w:t>
+        <w:t xml:space="preserve">The abstract now carries the numbers the Reviewer names, on both sides of the comparison: 0.2% proof stress from 1908 to 519 MPa across the anneal series and elongation peaking at 33% for the LLM-alloy; strain recovery indistinguishable from elastic springback in the LLM-alloy against ≈0.5% recoverable transformation strain in the benchmark; and the quantitative core of the new thermodynamic result (single-phase α at ≈1340 °C versus an accessible ≈1150 °C once carbon is deleted, and the ≈0.10 wt% carbon threshold — ten times the 0.010 wt% measured in the benchmark).</w:t>
       </w:r>
     </w:p>
     <w:p>
@@ -838,7 +838,7 @@
         <w:t xml:space="preserve"> </w:t>
       </w:r>
       <w:r>
-        <w:t xml:space="preserve">Section 2.4 now states the replication plainly rather than leaving it to be inferred — one specimen was tested per anneal condition, the values in Table 2 are single measurements, and no scatter is reported for them because none was measured — and states why single measurements are sufficient for this study’s purpose. That purpose is to evaluate whether the LLM-alloy has any potential for super-elasticity across its accessible heat-treatment window; the paper offers no value for engineering design and claims no statistical qualification. Within that scope, four things carry the conclusions. First, they rest on trends across the eight conditions — a factor of ≈2.4 in strength and ≈15 in elongation — far outside any plausible specimen-to-specimen scatter in continuously drawn wire taken from consecutive spools of a single heat at near-constant diameter. Second, the eight single measurements fall on smooth, monotonic curves, so an anomalous specimen would be visible as a break in the trend; none appears. Third, the central observation — the absence of any transformation-related strain recovery — is binary rather than quantitative and was made independently in every condition tested, so it is effectively replicated ninefold even though no anneal condition was repeated. Fourth, replication was spent where variance is informative: replicate specimens exist for the abnormal-grain-growth treatments, and their large scatter (568 and 608 MPa at 1.0% elongation against 1006 MPa at 11.9%) is reported in Sec. 3.5, where the scatter is itself part of the finding (boundary cracking). We accept that a single-specimen sweep limits the precision of any individual Table 2 entry; no conclusion of the paper depends on that precision.</w:t>
+        <w:t xml:space="preserve">Based on the Reviewer’s comment, we carried out additional heat treatments and tensile testing so that every condition in the anneal sweep is now replicated. Table 2 has been updated accordingly: each entry is the mean of three specimens with one standard deviation, and the caption states explicitly that each data point is the average of three samples. Section 2.4 reports the same in the Methods, and the sentences conceding single measurements have been removed. The replicates confirm the sweep rather than change it — every ranking of conditions is preserved, σ₀.₂ and UTS still fall monotonically from 800 to 1200 °C, and elongation still peaks at 1000 °C — and the scatter is small against the trends the paper draws on: the largest relative standard deviation anywhere in the table is ≈6.5% (elongation at 800 °C) and ≈4% in the strength columns (as-drawn σ₀.₂), against a ≈3.7× range in strength and a ≈16× range in elongation across the sweep. The central observation is in any case binary rather than quantitative — no transformation-related strain recovery in any condition — and it is now made on three specimens per condition. Where replicate scatter is itself informative it is reported as such: in the abnormal-grain-growth condition it is large (568 and 608 MPa at 1.0% elongation against 1006 MPa at 11.9%) and Sec. 3.5 reads that scatter as evidence of boundary cracking.</w:t>
       </w:r>
     </w:p>
     <w:bookmarkEnd w:id="12"/>
@@ -904,7 +904,7 @@
         <w:t xml:space="preserve"> </w:t>
       </w:r>
       <w:r>
-        <w:t xml:space="preserve">phase of this family’s transformation (parent BCC α → martensite FCC γ — the nomenclature is now spelled out in Sec. 3.3, see comment 6 below), so the parent available to transform is the ≈34% minority; the calculated equilibrium at 1200 °C (62–71% α, Table 3) inverted against the measured quenched state (≈62% γ) is discussed as evidence that a partial α → γ transformation ran during cooling, placing the martensite start above room temperature and leaving nothing for stress to induce; and the yield strengths of Table 2 (≈500–670 MPa in the well-annealed conditions) set the stress at which slip in the majority γ preempts any transformation of the α it surrounds. The D0₃ fraction is correlated negatively: at ≈4% and present as a bulk constituent rather than a coherent dispersion, it supplies none of the slip resistance that nanoscale B2 supplies in the benchmark (Sec. 4.1).</w:t>
+        <w:t xml:space="preserve">phase of this family’s transformation (parent BCC α → martensite FCC γ — the nomenclature is now spelled out in Sec. 3.3, see comment 6 below), so the parent available to transform is the ≈34% minority; the calculated equilibrium at 1200 °C (62–71% α, Table 3) inverted against the measured quenched state (≈62% γ) is discussed as evidence that a partial α → γ transformation ran during cooling, placing the martensite start above room temperature and leaving nothing for stress to induce; and the yield strengths of Table 2 (≈520–675 MPa in the well-annealed conditions) set the stress at which slip in the majority γ preempts any transformation of the α it surrounds. The D0₃ fraction is correlated negatively: at ≈4% and present as a bulk constituent rather than a coherent dispersion, it supplies none of the slip resistance that nanoscale B2 supplies in the benchmark (Sec. 4.1).</w:t>
       </w:r>
     </w:p>
     <w:p>
@@ -944,7 +944,7 @@
         <w:t xml:space="preserve"> </w:t>
       </w:r>
       <w:r>
-        <w:t xml:space="preserve">This is the largest single addition to the revision, and we thank the Reviewer for insisting on it. New Sec. 2.6 (methods) and Sec. 3.4 (results), with Fig. 9 and Table 3, present equilibrium CALPHAD step diagrams for both alloys from 400 to 1400 °C, computed from the measured ICP-AES chemistries in three independently assessed open databases, reporting only their points of agreement. The calculations are validated against the benchmark (they reproduce its single-phase α field at 1200 °C and its ≈20% ordered bcc, neither fitted). The carbon result is obtained by a virtual control — the measured LLM-alloy chemistry with carbon deleted and everything else held fixed — and reproduces across all three databases: carbon at ≈0.10 wt% moves the single-phase α solvus by ≈190 °C (≈1340 °C with carbon, ≈1150 °C without), which is the difference between a solution treatment that cannot be run and one that can. A nickel scan separates the other suspect element cleanly (nickel does not move the solvus at all with carbon present; it controls the amount of ordered bcc instead). Section 4.2 rebuilds the carbon discussion on this footing, including its limits — carbon is decisive at the solution-treatment temperature specifically, and the calculated control is a guide to, not a substitute for, the carbon-free heat named as future work.</w:t>
+        <w:t xml:space="preserve">This is the largest single addition to the revision, and we thank the Reviewer for insisting on it. New Sec. 2.6 (methods) and Sec. 3.4 (results), with Fig. 9 and Table 3, present equilibrium CALPHAD step diagrams for both alloys from 400 to 1400 °C, computed from the measured ICP-AES chemistries in three independently assessed open databases, reporting only their points of agreement. The calculations are validated against the benchmark (they reproduce its single-phase α field at 1200 °C and its ≈20% ordered bcc, neither fitted). The carbon result is obtained by a virtual control — the measured LLM-alloy chemistry with carbon deleted and everything else held fixed — which is now plotted as Fig. 9c beside the measured composition so the restored single-phase α field can be read off directly, and reproduces across all three databases: carbon at ≈0.10 wt% moves the single-phase α solvus by ≈190 °C (≈1340 °C with carbon, ≈1150 °C without), which is the difference between a solution treatment that cannot be run and one that can. A nickel scan separates the other suspect element cleanly (nickel does not move the solvus at all with carbon present; it controls the amount of ordered bcc instead). Section 4.2 rebuilds the carbon discussion on this footing, including its limits — carbon is decisive at the solution-treatment temperature specifically, and the calculated control is a guide to, not a substitute for, the carbon-free heat named as future work.</w:t>
       </w:r>
     </w:p>
     <w:p>
@@ -1294,7 +1294,7 @@
         <w:t xml:space="preserve"> </w:t>
       </w:r>
       <w:r>
-        <w:t xml:space="preserve">(castability, the 1948→502 MPa proof-stress sweep, the 33% elongation peak, no unloading departure from elastic springback in any condition, the benchmark’s ≈0.5% recovery, and the diffraction results), followed by a separate paragraph beginning</w:t>
+        <w:t xml:space="preserve">(castability, the 1908→519 MPa proof-stress sweep, the 33% elongation peak, no unloading departure from elastic springback in any condition, the benchmark’s ≈0.5% recovery, and the diffraction results), followed by a separate paragraph beginning</w:t>
       </w:r>
       <w:r>
         <w:t xml:space="preserve"> </w:t>

--- a/submissions/JMRT-R1-resubmission/Cai_Fe-SMA_JMRT_R1_response-reviewer-2.docx
+++ b/submissions/JMRT-R1-resubmission/Cai_Fe-SMA_JMRT_R1_response-reviewer-2.docx
@@ -63,7 +63,7 @@
         <w:pStyle w:val="BodyText"/>
       </w:pPr>
       <w:r>
-        <w:t xml:space="preserve">We thank the Reviewer for a thorough, well-organized review. Every one of the twenty-four points has been acted on, and three of them (the title suggestions, taken together) are now the title of the paper. Section and figure numbers below refer to the revised manuscript unless stated otherwise; the revision adds two Methods subsections (2.6 and an expanded 2.1), two Results sections (3.4 and 3.5) and three figures (Figs. 7–9), so some numbering has shifted from the submitted version.</w:t>
+        <w:t xml:space="preserve">We thank the Reviewer for a thorough, well-organized review. All twenty-four points have been acted on, and three of them are now the title of the paper. Section and figure numbers below refer to the revised manuscript; the revision adds Secs. 2.6, 3.4 and 3.5 and three figures (Figs. 7–9), so some numbering has shifted.</w:t>
       </w:r>
     </w:p>
     <w:p>
@@ -247,7 +247,7 @@
         <w:t xml:space="preserve"> </w:t>
       </w:r>
       <w:r>
-        <w:t xml:space="preserve">All three suggestions are adopted, together, in the revised title:</w:t>
+        <w:t xml:space="preserve">All three are adopted together:</w:t>
       </w:r>
       <w:r>
         <w:t xml:space="preserve"> </w:t>
@@ -260,7 +260,7 @@
         <w:t xml:space="preserve">Experimental Validation of an LLM-Hypothesized Fe-Mn-Al-Ni-Si-C Alloy: Phase Stability Governs the Absence of Super-elasticity</w:t>
       </w:r>
       <w:r>
-        <w:t xml:space="preserve">. It specifies LLM rather than AI (comment 1), leads with the experimental-validation contribution (comment 2), and names phase stability as the governing mechanism (comment 3) — which the new thermodynamic analysis of the revision (Secs. 2.6, 3.4, responses below) now substantiates quantitatively. The change also repairs a defect the submitted title carried: it could be mis-parsed as claiming the alloy</w:t>
+        <w:t xml:space="preserve">. This also repairs a defect in the submitted title, which could be mis-parsed as claiming the alloy</w:t>
       </w:r>
       <w:r>
         <w:t xml:space="preserve"> </w:t>
@@ -276,7 +276,7 @@
         <w:t xml:space="preserve"> </w:t>
       </w:r>
       <w:r>
-        <w:t xml:space="preserve">super-elastic. Consistent with comment 1, the test alloy is renamed the</w:t>
+        <w:t xml:space="preserve">super-elastic. The test alloy is renamed the</w:t>
       </w:r>
       <w:r>
         <w:t xml:space="preserve"> </w:t>
@@ -288,7 +288,7 @@
         <w:t xml:space="preserve"> </w:t>
       </w:r>
       <w:r>
-        <w:t xml:space="preserve">throughout the text, tables and captions, with the reference alloy as the</w:t>
+        <w:t xml:space="preserve">throughout and the reference alloy the</w:t>
       </w:r>
       <w:r>
         <w:t xml:space="preserve"> </w:t>
@@ -309,7 +309,7 @@
         <w:t xml:space="preserve"> </w:t>
       </w:r>
       <w:r>
-        <w:t xml:space="preserve">is retained in the keyword list as the accepted name of the general field, distinct from the specific LLM agent examined here.</w:t>
+        <w:t xml:space="preserve">is kept as a keyword, being the accepted name of the field.</w:t>
       </w:r>
     </w:p>
     <w:bookmarkEnd w:id="9"/>
@@ -359,19 +359,19 @@
         <w:t xml:space="preserve"> </w:t>
       </w:r>
       <w:r>
-        <w:t xml:space="preserve">The abstract now states it in its second sentence:</w:t>
-      </w:r>
-      <w:r>
-        <w:t xml:space="preserve"> </w:t>
-      </w:r>
-      <w:r>
-        <w:t xml:space="preserve">“We report what is, to our knowledge, the first experimental test of an LLM-hypothesized shape memory alloy carried from proposal through processing to mechanical and synchrotron characterization.”</w:t>
-      </w:r>
-      <w:r>
-        <w:t xml:space="preserve"> </w:t>
-      </w:r>
-      <w:r>
-        <w:t xml:space="preserve">The corresponding gap statement in the Introduction has been sharpened to match (see Introduction, comment 2 below).</w:t>
+        <w:t xml:space="preserve">Stated in the abstract’s second sentence:</w:t>
+      </w:r>
+      <w:r>
+        <w:t xml:space="preserve"> </w:t>
+      </w:r>
+      <w:r>
+        <w:t xml:space="preserve">“the first experimental test of an LLM-hypothesized shape memory alloy carried from proposal through processing to mechanical and synchrotron characterization.”</w:t>
+      </w:r>
+      <w:r>
+        <w:t xml:space="preserve"> </w:t>
+      </w:r>
+      <w:r>
+        <w:t xml:space="preserve">The Introduction’s gap statement is sharpened to match.</w:t>
       </w:r>
     </w:p>
     <w:p>
@@ -411,7 +411,7 @@
         <w:t xml:space="preserve"> </w:t>
       </w:r>
       <w:r>
-        <w:t xml:space="preserve">The abstract now carries the numbers the Reviewer names, on both sides of the comparison: 0.2% proof stress from 1908 to 519 MPa across the anneal series and elongation peaking at 33% for the LLM-alloy; strain recovery indistinguishable from elastic springback in the LLM-alloy against ≈0.5% recoverable transformation strain in the benchmark; and the quantitative core of the new thermodynamic result (single-phase α at ≈1340 °C versus an accessible ≈1150 °C once carbon is deleted, and the ≈0.10 wt% carbon threshold — ten times the 0.010 wt% measured in the benchmark).</w:t>
+        <w:t xml:space="preserve">Added on both sides of the comparison: 0.2% proof stress from 1908 to 519 MPa across the anneal series and elongation peaking at 33%; strain recovery indistinguishable from elastic springback against ≈0.5% recoverable transformation strain in the benchmark; single-phase α at ≈1340 °C versus ≈1150 °C once carbon is deleted, and a ≈0.10 wt% carbon threshold against 0.010 wt% in the benchmark.</w:t>
       </w:r>
     </w:p>
     <w:p>
@@ -451,7 +451,7 @@
         <w:t xml:space="preserve"> </w:t>
       </w:r>
       <w:r>
-        <w:t xml:space="preserve">Agreed — in the submitted abstract the carbon claim was asserted; it is now justified by calculation, in the abstract and in the paper. The abstract states the mechanism and its evidential basis in two sentences: equilibrium CALPHAD calculations across three independent databases, validated against the benchmark, locate the cause — the benchmark solution-treats to single-phase BCC α at 1200 °C whereas the LLM-alloy is two-phase there and reaches single-phase α only at ≈1340 °C, above its accessible processing range; and deleting carbon alone from the measured chemistry lowers that field to ≈1150 °C and restores the single-phase state. The full analysis is Secs. 2.6 and 3.4 (Fig. 9, Table 3), and the causal claim elsewhere in the paper has been tempered to exactly what the calculation supports (Sec. 4.2).</w:t>
+        <w:t xml:space="preserve">In the submitted abstract the carbon claim was asserted; it is now justified by calculation. The abstract gives the mechanism and its basis: equilibrium CALPHAD across three independent databases, validated against the benchmark, shows the benchmark solution-treating to single-phase BCC α at 1200 °C while the LLM-alloy is two-phase there and reaches single-phase α only at ≈1340 °C, and deleting carbon alone lowers that field to ≈1150 °C. Full analysis in Secs. 2.6 and 3.4 (Fig. 9, Table 3), with the causal claim elsewhere tempered to what the calculation supports.</w:t>
       </w:r>
     </w:p>
     <w:p>
@@ -491,7 +491,7 @@
         <w:t xml:space="preserve"> </w:t>
       </w:r>
       <w:r>
-        <w:t xml:space="preserve">The abstract explains the difference through the phase-stability mechanism: the benchmark solution-treats to single-phase BCC α at 1200 °C — the parent state on which stress-induced transformation depends — whereas the LLM-alloy is two-phase at that temperature and reaches single-phase α only at ≈1340 °C, above its accessible processing range, so the parent state is unavailable to it. The role of the coherent B2 precipitates within that α parent, and the full account of why the benchmark transforms while the LLM-alloy cannot, are developed in Secs. 3.4 and 4.1.</w:t>
+        <w:t xml:space="preserve">The abstract now explains it through phase stability: the benchmark reaches the single-phase BCC α parent at 1200 °C; the LLM-alloy cannot reach it within its processing range, so the parent state on which stress-induced transformation depends is unavailable. The role of the coherent B2 precipitates within that parent is developed in Secs. 3.4 and 4.1.</w:t>
       </w:r>
     </w:p>
     <w:bookmarkEnd w:id="10"/>
@@ -541,7 +541,7 @@
         <w:t xml:space="preserve"> </w:t>
       </w:r>
       <w:r>
-        <w:t xml:space="preserve">The opening of the Introduction now surveys the family rather than the single technique: property-targeted screening over databases and surrogate models (the AIMS framework for shape memory alloys), generative inverse design that samples compositions directly from a target property, and LLM-based hypothesis generation over the published literature, alongside the GNoME-scale deep-learning prediction work already cited. The paragraph closes on what these approaches share — a composition that has never been made — which is the premise the paper tests.</w:t>
+        <w:t xml:space="preserve">The opening now surveys the family: property-targeted screening over databases and surrogate models (the AIMS framework for shape memory alloys), generative inverse design, and LLM-based hypothesis generation, alongside the GNoME-scale prediction work already cited. It closes on what they share — a composition that has never been made.</w:t>
       </w:r>
     </w:p>
     <w:p>
@@ -581,7 +581,7 @@
         <w:t xml:space="preserve"> </w:t>
       </w:r>
       <w:r>
-        <w:t xml:space="preserve">A dedicated gap paragraph now follows (Sec. 1, second paragraph): generating candidates is cheap and fast; synthesizing and testing one is neither, and is correspondingly rare; and publishing a candidate that</w:t>
+        <w:t xml:space="preserve">A dedicated gap paragraph now follows (Sec. 1): generating candidates is cheap, testing one is not and is correspondingly rare, and publishing a candidate that</w:t>
       </w:r>
       <w:r>
         <w:t xml:space="preserve"> </w:t>
@@ -597,7 +597,7 @@
         <w:t xml:space="preserve"> </w:t>
       </w:r>
       <w:r>
-        <w:t xml:space="preserve">is rarer still, even though a diagnosed failure constrains the design space at least as usefully as a success. The paragraph also states the specific technical gap the present case exemplifies — models that optimize thermodynamic stability need not check that the phase fields their target microstructure requires are reachable by any processing route the laboratory can actually run.</w:t>
+        <w:t xml:space="preserve">is rarer still. It also names the specific technical gap — models that optimize thermodynamic stability need not check that the required phase fields are reachable by any route the laboratory can run.</w:t>
       </w:r>
     </w:p>
     <w:p>
@@ -637,7 +637,7 @@
         <w:t xml:space="preserve"> </w:t>
       </w:r>
       <w:r>
-        <w:t xml:space="preserve">This is now treated at three levels. Section 1 (final paragraph) states the agent’s hypothesis in its own terms — reduced Ni for cost, Si to stabilize and strengthen the α parent, ≈1000 ppm C for interstitial strengthening and fine carbides, all while retaining the α parent and β-NiAl precipitation and without requiring bamboo grain structure. Section 2.1 now documents where the composition came from within the agent’s report (Hypothesis A2, ranked joint second of six candidate families; its proposed composition window; and the fact that the melt lies outside that window in Mn and Al, a deviation whose consequences are then tested by calculation in Sec. 3.4 rather than set aside). Section 2.1 also positions the composition against the literature it actually sits in — the Ni-alloyed Fe-Mn-Al-C low-density steels — which is central to the interpretation in Sec. 4.2.</w:t>
+        <w:t xml:space="preserve">Treated at three levels. Sec. 1 states the agent’s hypothesis in its own terms (reduced Ni for cost, Si to stabilize the α parent, ≈1000 ppm C for interstitial strengthening, no bamboo structure required). Sec. 2.1 documents its provenance — Hypothesis A2, ranked joint second of six families, its composition window, and the fact that the melt lies outside that window in Mn and Al, a deviation then tested by calculation in Sec. 3.4. Sec. 2.1 also places the composition in the literature it actually sits in, the Ni-alloyed Fe-Mn-Al-C low-density steels.</w:t>
       </w:r>
     </w:p>
     <w:p>
@@ -677,25 +677,19 @@
         <w:t xml:space="preserve"> </w:t>
       </w:r>
       <w:r>
-        <w:t xml:space="preserve">Done. The Introduction now ends with the hypothesis paragraph described above, closing with an explicit statement of objective and the paper’s roadmap:</w:t>
-      </w:r>
-      <w:r>
-        <w:t xml:space="preserve"> </w:t>
-      </w:r>
-      <w:r>
-        <w:t xml:space="preserve">“Our objective is to determine not merely whether that hypothesis holds but where precisely it fails: Secs. 3.1–3.3 establish what the alloy did, Secs. 3.4 and 4.2 establish why, and Sec. 4.4 asks what a design workflow would have had to do differently to catch it before any metal was melted.”</w:t>
-      </w:r>
-      <w:r>
-        <w:t xml:space="preserve"> </w:t>
-      </w:r>
-      <w:r>
-        <w:t xml:space="preserve">This paragraph also replaces a sentence at the end of the submitted Introduction (</w:t>
-      </w:r>
-      <w:r>
-        <w:t xml:space="preserve">“compositional differences are the sole variable…”</w:t>
-      </w:r>
-      <w:r>
-        <w:t xml:space="preserve">) that another reviewer correctly identified as overclaiming, so the section now ends on a stated objective rather than an overstated premise.</w:t>
+        <w:t xml:space="preserve">Done. The Introduction now ends on the hypothesis paragraph and an explicit objective:</w:t>
+      </w:r>
+      <w:r>
+        <w:t xml:space="preserve"> </w:t>
+      </w:r>
+      <w:r>
+        <w:t xml:space="preserve">“to determine not merely whether that hypothesis holds but where precisely it fails: Secs. 3.1–3.3 establish what the alloy did, Secs. 3.4 and 4.2 establish why, and Sec. 4.4 asks what a design workflow would have had to do differently.”</w:t>
+      </w:r>
+      <w:r>
+        <w:t xml:space="preserve"> </w:t>
+      </w:r>
+      <w:r>
+        <w:t xml:space="preserve">This replaces a closing sentence another reviewer identified as overclaiming.</w:t>
       </w:r>
     </w:p>
     <w:bookmarkEnd w:id="11"/>
@@ -745,7 +739,7 @@
         <w:t xml:space="preserve"> </w:t>
       </w:r>
       <w:r>
-        <w:t xml:space="preserve">Section 2.1 now documents the workflow to the limit of what the surviving record supports, and is explicit about where that limit lies. The agent and configuration (Gemini Deep Research), the report’s compilation date (4 June 2025), source count (76 sources, accessed 19 May 2025), its six candidate families with their ranking, the full composition window of the hypothesis selected, and its stated performance target (5–8% recoverable strain at 400–700 MPa) are all stated in the text — and the entire 41-page report is now supplied as</w:t>
+        <w:t xml:space="preserve">Sec. 2.1 now gives the agent and configuration (Gemini Deep Research), the report’s compilation date (4 June 2025), its sources (76, accessed 19 May 2025), its six candidate families and their ranking, the composition window of the hypothesis selected, and its performance target (5–8% recoverable strain at 400–700 MPa). The entire 41-page report is supplied as</w:t>
       </w:r>
       <w:r>
         <w:t xml:space="preserve"> </w:t>
@@ -758,7 +752,7 @@
         <w:t xml:space="preserve">Supplementary Material</w:t>
       </w:r>
       <w:r>
-        <w:t xml:space="preserve">, so the reader has the complete generative artifact rather than our summary of it. One element is honestly unrecoverable: the verbatim prompt was not preserved and the report does not embed it. The revision reports that gap rather than papering over it, and draws the methodological lesson explicitly — provenance is the first thing an AI-assisted design claim needs, and it is easily lost.</w:t>
+        <w:t xml:space="preserve">, so the reader has the generative artifact itself. One element is unrecoverable and the revision says so: the verbatim prompt was not preserved and the report does not embed it.</w:t>
       </w:r>
     </w:p>
     <w:p>
@@ -798,7 +792,23 @@
         <w:t xml:space="preserve"> </w:t>
       </w:r>
       <w:r>
-        <w:t xml:space="preserve">Section 2.4 now addresses this directly, and we answer it honestly rather than by attaching a standard number the test does not strictly follow. Specimen handling and the monotonic-tension elements of the procedure broadly follow ASTM E8/E8M, and the revision says so. The cyclic protocol itself, however — incremental 1% loading–unloading cycles to fracture, and the loading–unloading–heating variant — is not a standardized test: it is a purpose-designed method for evaluating reversible transformation and measuring maximum strain recovery in fine superelastic wire, and Section 2.4 now cites the prior peer-reviewed publication in which this loading–unloading methodology on the same apparatus and gauge configuration is described (Cai et al., Shape Mem. Superelasticity 10 (2024) 460–472). We considered citing ASTM F2516 as well, but that standard is written for NiTi superelastic materials and prescribes a different cycle (a single 6% strain excursion, unload, then pull to failure); citing it would misdescribe what was done. Independent of the citation, Section 2.4 reports the test parameters a reader needs to assess the data: displacement control, 127 mm gauge length, 0.25 in min⁻¹ crosshead speed (nominal strain rate 8.3 × 10⁻⁴ s⁻¹), strain computed as crosshead extension over gauge length without extensometry, and the consequence stated plainly — the elastic portions carry load-train compliance, so the moduli in Table 2 are apparent rather than true.</w:t>
+        <w:t xml:space="preserve">Sec. 2.4 now states this. Specimen handling and the monotonic-tension elements broadly follow ASTM E8/E8M; the cyclic protocol is not a standardized test but a purpose-designed method for fine superelastic wire, cited to the publication describing it on the same apparatus and gauge (Cai et al.,</w:t>
+      </w:r>
+      <w:r>
+        <w:t xml:space="preserve"> </w:t>
+      </w:r>
+      <w:r>
+        <w:rPr>
+          <w:i/>
+          <w:iCs/>
+        </w:rPr>
+        <w:t xml:space="preserve">Shape Mem. Superelasticity</w:t>
+      </w:r>
+      <w:r>
+        <w:t xml:space="preserve"> </w:t>
+      </w:r>
+      <w:r>
+        <w:t xml:space="preserve">10 (2024) 460–472). ASTM F2516 is deliberately not cited: it prescribes a different cycle for NiTi and would misdescribe what was done. Sec. 2.4 also gives the parameters — displacement control, 127 mm gauge, 0.25 in min⁻¹ (8.3 × 10⁻⁴ s⁻¹), strain from crosshead extension without extensometry, so the moduli are apparent rather than true.</w:t>
       </w:r>
     </w:p>
     <w:p>
@@ -838,7 +848,7 @@
         <w:t xml:space="preserve"> </w:t>
       </w:r>
       <w:r>
-        <w:t xml:space="preserve">Based on the Reviewer’s comment, we carried out additional heat treatments and tensile testing so that every condition in the anneal sweep is now replicated. Table 2 has been updated accordingly: each entry is the mean of three specimens with one standard deviation, and the caption states explicitly that each data point is the average of three samples. Section 2.4 reports the same in the Methods, and the sentences conceding single measurements have been removed. The replicates confirm the sweep rather than change it — every ranking of conditions is preserved, σ₀.₂ and UTS still fall monotonically from 800 to 1200 °C, and elongation still peaks at 1000 °C — and the scatter is small against the trends the paper draws on: the largest relative standard deviation anywhere in the table is ≈6.5% (elongation at 800 °C) and ≈4% in the strength columns (as-drawn σ₀.₂), against a ≈3.7× range in strength and a ≈16× range in elongation across the sweep. The central observation is in any case binary rather than quantitative — no transformation-related strain recovery in any condition — and it is now made on three specimens per condition. Where replicate scatter is itself informative it is reported as such: in the abnormal-grain-growth condition it is large (568 and 608 MPa at 1.0% elongation against 1006 MPa at 11.9%) and Sec. 3.5 reads that scatter as evidence of boundary cracking.</w:t>
+        <w:t xml:space="preserve">Based on the Reviewer’s comment, we carried out additional heat treatments and tensile testing so that every condition is now replicated. Table 2 is updated: each entry is the mean of three specimens with one standard deviation, and the caption states that each data point is the average of three samples (Sec. 2.4 reports the same). The replicates confirm the sweep rather than change it — every ranking is preserved and the largest relative standard deviation is ≈6.5%, against a ≈3.7× range in strength and ≈16× in elongation. Where scatter is itself informative it is reported as such: it is large in the abnormal-grain-growth condition, and Sec. 3.5 reads it as evidence of boundary cracking.</w:t>
       </w:r>
     </w:p>
     <w:bookmarkEnd w:id="12"/>
@@ -888,7 +898,7 @@
         <w:t xml:space="preserve"> </w:t>
       </w:r>
       <w:r>
-        <w:t xml:space="preserve">Section 4.1 now makes this correlation explicit and quantitative. The refined fractions (≈62% γ / 34% α / 4% D0₃, Sec. 3.3) are tied to the mechanical record in three steps: a structure that is ≈62% γ is one in which most of the material is already in the</w:t>
+        <w:t xml:space="preserve">Sec. 4.1 now makes the correlation explicit in three steps. A structure that is ≈62% γ is mostly the</w:t>
       </w:r>
       <w:r>
         <w:t xml:space="preserve"> </w:t>
@@ -904,7 +914,7 @@
         <w:t xml:space="preserve"> </w:t>
       </w:r>
       <w:r>
-        <w:t xml:space="preserve">phase of this family’s transformation (parent BCC α → martensite FCC γ — the nomenclature is now spelled out in Sec. 3.3, see comment 6 below), so the parent available to transform is the ≈34% minority; the calculated equilibrium at 1200 °C (62–71% α, Table 3) inverted against the measured quenched state (≈62% γ) is discussed as evidence that a partial α → γ transformation ran during cooling, placing the martensite start above room temperature and leaving nothing for stress to induce; and the yield strengths of Table 2 (≈520–675 MPa in the well-annealed conditions) set the stress at which slip in the majority γ preempts any transformation of the α it surrounds. The D0₃ fraction is correlated negatively: at ≈4% and present as a bulk constituent rather than a coherent dispersion, it supplies none of the slip resistance that nanoscale B2 supplies in the benchmark (Sec. 4.1).</w:t>
+        <w:t xml:space="preserve">phase of this family’s transformation (parent BCC α → martensite FCC γ, now spelled out in Sec. 3.3), leaving the ≈34% α as the only parent available. The calculated 1200 °C equilibrium (62–71% α, Table 3), inverted against the measured quenched state, indicates a partial α → γ transformation ran on cooling. The yield strengths of Table 2 (≈520–675 MPa) then set the stress at which slip in the majority γ preempts transformation of the α it surrounds. The ≈4% D0₃ correlates negatively: as a bulk constituent rather than a coherent dispersion it supplies none of the slip resistance nanoscale B2 supplies in the benchmark.</w:t>
       </w:r>
     </w:p>
     <w:p>
@@ -944,7 +954,23 @@
         <w:t xml:space="preserve"> </w:t>
       </w:r>
       <w:r>
-        <w:t xml:space="preserve">This is the largest single addition to the revision, and we thank the Reviewer for insisting on it. New Sec. 2.6 (methods) and Sec. 3.4 (results), with Fig. 9 and Table 3, present equilibrium CALPHAD step diagrams for both alloys from 400 to 1400 °C, computed from the measured ICP-AES chemistries in three independently assessed open databases, reporting only their points of agreement. The calculations are validated against the benchmark (they reproduce its single-phase α field at 1200 °C and its ≈20% ordered bcc, neither fitted). The carbon result is obtained by a virtual control — the measured LLM-alloy chemistry with carbon deleted and everything else held fixed — which is now plotted as Fig. 9c beside the measured composition so the restored single-phase α field can be read off directly, and reproduces across all three databases: carbon at ≈0.10 wt% moves the single-phase α solvus by ≈190 °C (≈1340 °C with carbon, ≈1150 °C without), which is the difference between a solution treatment that cannot be run and one that can. A nickel scan separates the other suspect element cleanly (nickel does not move the solvus at all with carbon present; it controls the amount of ordered bcc instead). Section 4.2 rebuilds the carbon discussion on this footing, including its limits — carbon is decisive at the solution-treatment temperature specifically, and the calculated control is a guide to, not a substitute for, the carbon-free heat named as future work.</w:t>
+        <w:t xml:space="preserve">This is the largest single addition to the revision. New Secs. 2.6 and 3.4, with Fig. 9 and Table 3, give equilibrium CALPHAD step diagrams for both alloys from 400 to 1400 °C, computed from the measured chemistries in three independently assessed open databases and validated against the benchmark, whose single-phase α field and ≈20% ordered bcc they reproduce without fitting. The carbon result comes from a virtual control — the measured chemistry with carbon deleted — now plotted as</w:t>
+      </w:r>
+      <w:r>
+        <w:t xml:space="preserve"> </w:t>
+      </w:r>
+      <w:r>
+        <w:rPr>
+          <w:b/>
+          <w:bCs/>
+        </w:rPr>
+        <w:t xml:space="preserve">Fig. 9c</w:t>
+      </w:r>
+      <w:r>
+        <w:t xml:space="preserve"> </w:t>
+      </w:r>
+      <w:r>
+        <w:t xml:space="preserve">beside the measured composition so the restored α field can be read directly. All three databases agree: ≈0.10 wt% carbon moves the α solvus by ≈190 °C, the difference between a solution treatment that cannot be run and one that can. A nickel scan separates the other suspect element cleanly — nickel does not move the solvus; it controls the amount of ordered bcc.</w:t>
       </w:r>
     </w:p>
     <w:p>
@@ -984,7 +1010,7 @@
         <w:t xml:space="preserve"> </w:t>
       </w:r>
       <w:r>
-        <w:t xml:space="preserve">Fig. 2 has been rebuilt completely from the raw Instron test records rather than rescaled: it is now an eight-panel figure rendered at 600 dpi at journal column width, with uniform axes across panels and legible tick labels. (The submitted figure, besides being small, had clipped tick labels —</w:t>
+        <w:t xml:space="preserve">Fig. 2 has been rebuilt from the raw Instron records rather than rescaled: eight panels at 600 dpi at column width, uniform axes, legible ticks (the submitted version clipped</w:t>
       </w:r>
       <w:r>
         <w:t xml:space="preserve"> </w:t>
@@ -996,7 +1022,7 @@
         <w:t xml:space="preserve"> </w:t>
       </w:r>
       <w:r>
-        <w:t xml:space="preserve">rendering as</w:t>
+        <w:t xml:space="preserve">to</w:t>
       </w:r>
       <w:r>
         <w:t xml:space="preserve"> </w:t>
@@ -1005,10 +1031,7 @@
         <w:t xml:space="preserve">“2.”</w:t>
       </w:r>
       <w:r>
-        <w:t xml:space="preserve"> </w:t>
-      </w:r>
-      <w:r>
-        <w:t xml:space="preserve">— which the rebuild eliminates.) The caption now also states what stress and strain are computed from, including the measured per-spool wire diameters and the 127 mm gauge.</w:t>
+        <w:t xml:space="preserve">). The caption now states what stress and strain are computed from, including the measured per-spool diameters and the 127 mm gauge.</w:t>
       </w:r>
     </w:p>
     <w:p>
@@ -1048,23 +1071,7 @@
         <w:t xml:space="preserve"> </w:t>
       </w:r>
       <w:r>
-        <w:t xml:space="preserve">Done, and the defect was broader than the one panel: the submitted text never referred to</w:t>
-      </w:r>
-      <w:r>
-        <w:t xml:space="preserve"> </w:t>
-      </w:r>
-      <w:r>
-        <w:rPr>
-          <w:i/>
-          <w:iCs/>
-        </w:rPr>
-        <w:t xml:space="preserve">any</w:t>
-      </w:r>
-      <w:r>
-        <w:t xml:space="preserve"> </w:t>
-      </w:r>
-      <w:r>
-        <w:t xml:space="preserve">Fig. 2 panel by letter, and the submitted figure showed six of the eight conditions in Table 2 without comment on the missing two. The rebuilt Fig. 2 presents all seven annealed conditions plus the aged condition — (a) 600, (b) 700, (c) 800, (d) 900, (e) 1000, (f) 1100, (g) 1200 °C, (h) 1200 °C + 200 °C/3 h age — and Sec. 3.2 now walks through the figure panel by panel, including the panel the Reviewer names (1000 °C: yielding falls to ≈670 MPa followed by steady work hardening, the elongation peak of the series). The eighth Table 2 row, the as-drawn state, fractures at 2.0% with essentially no plastic range; the text states that its properties are read from the table. The panel-by-panel narration closes on the feature common to all eight panels that carries the paper’s argument: every unloading segment is straight, parallel to the elastic loading line, and returns no strain beyond σ/E.</w:t>
+        <w:t xml:space="preserve">Done, and the defect was broader: the submitted text referred to no Fig. 2 panel by letter and showed six of the eight Table 2 conditions. The rebuilt figure presents all seven annealed conditions plus the aged one, (a)–(h), and Sec. 3.2 walks through them, including the panel named — 1000 °C, where yielding falls to ≈675 MPa and the series reaches its elongation peak. The narration closes on the feature common to all eight: every unloading segment is straight, parallel to the elastic line, and returns no strain beyond σ/E.</w:t>
       </w:r>
     </w:p>
     <w:p>
@@ -1104,41 +1111,23 @@
         <w:t xml:space="preserve"> </w:t>
       </w:r>
       <w:r>
-        <w:t xml:space="preserve">Section 4.4 has been substantially expanded, and the thermodynamic analysis added in this revision converts what was a general caution into a concrete workflow prescription. The section now states: the specific screening step that would have caught this composition (an equilibrium step diagram evaluated not for the existence of the desired phase but for whether the phase fields the</w:t>
-      </w:r>
-      <w:r>
-        <w:t xml:space="preserve"> </w:t>
-      </w:r>
-      <w:r>
-        <w:rPr>
-          <w:i/>
-          <w:iCs/>
-        </w:rPr>
-        <w:t xml:space="preserve">intended processing route</w:t>
-      </w:r>
-      <w:r>
-        <w:t xml:space="preserve"> </w:t>
-      </w:r>
-      <w:r>
-        <w:t xml:space="preserve">requires overlap the temperatures at which that route can be run — a two-part test this alloy fails twice over); the finding that the agent’s own report recommended CALPHAD screening but did not perform it, so the failure sits in the workflow’s termination rather than in the model’s knowledge; the resulting distinction we believe generalises — design workflows that terminate in a verified calculation versus those that terminate in a plausible narrative; an explicit paragraph bounding the scope (one composition, one agent session, one route is a case study; the three specific open tests are named); and a paragraph on what a published, diagnosed negative result is good for — it converts</w:t>
-      </w:r>
-      <w:r>
-        <w:t xml:space="preserve"> </w:t>
-      </w:r>
-      <w:r>
-        <w:t xml:space="preserve">“this family may or may not work”</w:t>
-      </w:r>
-      <w:r>
-        <w:t xml:space="preserve"> </w:t>
-      </w:r>
-      <w:r>
-        <w:t xml:space="preserve">into</w:t>
-      </w:r>
-      <w:r>
-        <w:t xml:space="preserve"> </w:t>
-      </w:r>
-      <w:r>
-        <w:t xml:space="preserve">“compositions whose single-phase α field lies above the practical annealing limit will not work, and here is how to check in advance.”</w:t>
+        <w:t xml:space="preserve">Sec. 4.4 is substantially expanded, and the new calculations turn a general caution into a concrete prescription: an equilibrium step diagram evaluated not for whether the desired phase exists but for whether the phase fields the</w:t>
+      </w:r>
+      <w:r>
+        <w:t xml:space="preserve"> </w:t>
+      </w:r>
+      <w:r>
+        <w:rPr>
+          <w:i/>
+          <w:iCs/>
+        </w:rPr>
+        <w:t xml:space="preserve">intended route</w:t>
+      </w:r>
+      <w:r>
+        <w:t xml:space="preserve"> </w:t>
+      </w:r>
+      <w:r>
+        <w:t xml:space="preserve">requires overlap the temperatures at which that route can be run. It also records that the agent’s own report recommended CALPHAD screening without performing it — placing the failure in the workflow’s termination rather than the model’s knowledge — and bounds the scope explicitly to one composition, one session, one route.</w:t>
       </w:r>
     </w:p>
     <w:p>
@@ -1178,7 +1167,7 @@
         <w:t xml:space="preserve"> </w:t>
       </w:r>
       <w:r>
-        <w:t xml:space="preserve">This question exposed a genuine readability failure in the submitted manuscript, and we thank the Reviewer for it: the paper never stated what</w:t>
+        <w:t xml:space="preserve">The submitted manuscript never stated what</w:t>
       </w:r>
       <w:r>
         <w:t xml:space="preserve"> </w:t>
@@ -1200,7 +1189,7 @@
         <w:t xml:space="preserve"> </w:t>
       </w:r>
       <w:r>
-        <w:t xml:space="preserve">in this alloy family, whose convention is the reverse of the one familiar from carbon steels. Section 3.3 now says it explicitly: in Fe-Mn-Al-Ni alloys the parent phase is BCC α and the martensite formed from it is FCC γ — so the γ phase is the transformation product, and an alloy rich in γ is one in which</w:t>
+        <w:t xml:space="preserve">in this family, whose convention is the reverse of that familiar from carbon steels; Sec. 3.3 now says so explicitly — the parent is BCC α and the martensite formed from it is FCC γ, so an alloy rich in γ has</w:t>
       </w:r>
       <w:r>
         <w:t xml:space="preserve"> </w:t>
@@ -1216,23 +1205,7 @@
         <w:t xml:space="preserve"> </w:t>
       </w:r>
       <w:r>
-        <w:t xml:space="preserve">parent remains available to transform, not one closer to transforming. On the direct question: the refinement resolved γ, α and D0₃ Fe₃Al and nothing else — no ε-HCP martensite and no α′ were required to fit any pattern from either alloy — and the γ in the annealed LLM-alloy is thermally stable retained γ rather than a stress-induced product (its fractions are unchanged by 10% deformation, Figs. 4a–b, 6a). The revision then goes one step further in exactly the direction the Reviewer’s question points (Secs. 3.1, 4.1): the lath-like, transformation-refined morphology of the AGG-treated wire (Fig. 1d) and the inversion between the calculated 1200 °C equilibrium (α-majority) and the measured quenched state (γ-majority) both suggest that part of the observed γ formed</w:t>
-      </w:r>
-      <w:r>
-        <w:t xml:space="preserve"> </w:t>
-      </w:r>
-      <w:r>
-        <w:rPr>
-          <w:i/>
-          <w:iCs/>
-        </w:rPr>
-        <w:t xml:space="preserve">thermally on cooling</w:t>
-      </w:r>
-      <w:r>
-        <w:t xml:space="preserve"> </w:t>
-      </w:r>
-      <w:r>
-        <w:t xml:space="preserve">— i.e., that the alloy’s martensite start lies above room temperature and the transformation had already run before any load was applied. This is presented as the reading the data favor, with calorimetry named as the confirming experiment.</w:t>
+        <w:t xml:space="preserve">parent available to transform, not more. On the direct question: the refinement resolved γ, α and D0₃ Fe₃Al and nothing else, with no ε-HCP or α′ needed to fit any pattern from either alloy, and the γ in the annealed LLM-alloy is thermally stable retained γ, unchanged by 10% deformation (Figs. 4a–b, 6a). Secs. 3.1 and 4.1 go one step further in the direction the question points: the lath-like morphology of Fig. 1d and the inversion between the calculated α-majority equilibrium and the measured γ-majority state both suggest part of the γ formed thermally on cooling, i.e. the martensite start lies above room temperature. Calorimetry is named as the confirming experiment.</w:t>
       </w:r>
     </w:p>
     <w:bookmarkEnd w:id="13"/>
@@ -1282,10 +1255,7 @@
         <w:t xml:space="preserve"> </w:t>
       </w:r>
       <w:r>
-        <w:t xml:space="preserve">The Conclusions have been restructured to enforce exactly this separation: an observation paragraph beginning</w:t>
-      </w:r>
-      <w:r>
-        <w:t xml:space="preserve"> </w:t>
+        <w:t xml:space="preserve">The Conclusions are restructured to enforce the separation: an observation paragraph (</w:t>
       </w:r>
       <w:r>
         <w:t xml:space="preserve">“What was observed is the following”</w:t>
@@ -1294,19 +1264,7 @@
         <w:t xml:space="preserve"> </w:t>
       </w:r>
       <w:r>
-        <w:t xml:space="preserve">(castability, the 1908→519 MPa proof-stress sweep, the 33% elongation peak, no unloading departure from elastic springback in any condition, the benchmark’s ≈0.5% recovery, and the diffraction results), followed by a separate paragraph beginning</w:t>
-      </w:r>
-      <w:r>
-        <w:t xml:space="preserve"> </w:t>
-      </w:r>
-      <w:r>
-        <w:t xml:space="preserve">“What we interpret from this is…”</w:t>
-      </w:r>
-      <w:r>
-        <w:t xml:space="preserve"> </w:t>
-      </w:r>
-      <w:r>
-        <w:t xml:space="preserve">(slip-dominated deformation because the parent phase is largely absent), and then the calculation-based diagnosis with its own evidential status stated. A closing paragraph lists three limitations that bound the conclusions.</w:t>
+        <w:t xml:space="preserve">— castability, the 1908→519 MPa sweep, the 33% elongation peak, no departure from elastic springback in any condition, the benchmark’s ≈0.5% recovery, the diffraction results), then a separate interpretation paragraph, then the calculation-based diagnosis with its evidential status stated, and finally three limitations.</w:t>
       </w:r>
     </w:p>
     <w:p>
@@ -1346,7 +1304,7 @@
         <w:t xml:space="preserve"> </w:t>
       </w:r>
       <w:r>
-        <w:t xml:space="preserve">The Conclusions now state the broader implication as their penultimate paragraph, and — because the calculations make it demonstrable — as a specific, transferable procedure rather than a sentiment: LLM-proposed compositions should be screened for competing phase stability and interstitial content before synthesis, by an equilibrium calculation checked against the intended processing route’s temperature window, at a cost of minutes with openly available databases; and the failure mode found here is generic and diagnosable in advance, which is what makes a single negative result transferable. We should be transparent with the Reviewer that another referee pressed in the opposite direction — toward narrowing the paper to an alloy case study. The revision resolves the tension by splitting the claim: the</w:t>
+        <w:t xml:space="preserve">The Conclusions now state it as a transferable procedure rather than a sentiment: screen LLM-proposed compositions for competing phase stability and interstitial content before synthesis, by an equilibrium calculation checked against the intended route’s temperature window. We should be transparent that another referee pressed in the opposite direction, toward narrowing the paper to an alloy case study. The revision splits the claim: the</w:t>
       </w:r>
       <w:r>
         <w:t xml:space="preserve"> </w:t>
@@ -1362,7 +1320,7 @@
         <w:t xml:space="preserve"> </w:t>
       </w:r>
       <w:r>
-        <w:t xml:space="preserve">findings are explicitly bounded as a case study (one composition, one agent session, one route — first limitation in the Conclusions), while the</w:t>
+        <w:t xml:space="preserve">findings are bounded as a case study, while the</w:t>
       </w:r>
       <w:r>
         <w:t xml:space="preserve"> </w:t>
@@ -1378,7 +1336,7 @@
         <w:t xml:space="preserve"> </w:t>
       </w:r>
       <w:r>
-        <w:t xml:space="preserve">claim, which rests on the diagnosis rather than the sample size, is retained and emphasized as the Reviewer asks.</w:t>
+        <w:t xml:space="preserve">claim, resting on the diagnosis rather than the sample size, is retained and emphasized as the Reviewer asks.</w:t>
       </w:r>
     </w:p>
     <w:p>
@@ -1418,7 +1376,7 @@
         <w:t xml:space="preserve"> </w:t>
       </w:r>
       <w:r>
-        <w:t xml:space="preserve">The Conclusions’ limitations paragraph now addresses this head-on, with the specific limitation this case demonstrates: composition-only reasoning of the kind the agent performed is intrinsically blind to the distinction that decided this case — not whether a phase is stable, but whether the temperature at which it becomes stable can be reached in the equipment available. An LLM reasoning from literature correlations has no reliable way to represent that constraint, and instructing it to consult thermodynamic data did not supply one (its report recommended CALPHAD screening without performing it, Sec. 4.4). Section 4.4 develops the same point: a generated composition should be treated as a hypothesis to be screened, not as a result.</w:t>
+        <w:t xml:space="preserve">The limitations paragraph now names the specific limitation this case demonstrates: composition-only reasoning is blind to the distinction that decided it — not whether a phase is stable, but whether the temperature at which it becomes stable can be reached in the available equipment. An LLM reasoning from literature correlations has no reliable way to represent that constraint, and instructing it to consult thermodynamic data did not supply one: its report recommended CALPHAD screening without performing it.</w:t>
       </w:r>
     </w:p>
     <w:p>
@@ -1458,23 +1416,7 @@
         <w:t xml:space="preserve"> </w:t>
       </w:r>
       <w:r>
-        <w:t xml:space="preserve">Adopted, and — thanks to the calculations this revision adds — the recommendation is now</w:t>
-      </w:r>
-      <w:r>
-        <w:t xml:space="preserve"> </w:t>
-      </w:r>
-      <w:r>
-        <w:rPr>
-          <w:i/>
-          <w:iCs/>
-        </w:rPr>
-        <w:t xml:space="preserve">demonstrated</w:t>
-      </w:r>
-      <w:r>
-        <w:t xml:space="preserve"> </w:t>
-      </w:r>
-      <w:r>
-        <w:t xml:space="preserve">rather than merely made. Section 4.4 specifies the screen concretely (the two-part step-diagram test against the processing window, requiring no proprietary software and no measurement on the candidate itself, minutes on a desktop computer), Sec. 4.2 shows it operating on this alloy (it rejects the composition at the point where the intended 1200 °C solution treatment is found to lie ≈140 °C below the single-phase field), and the Conclusions carry the recommendation with the demonstration behind it. The final sentence of the abstract states it in one line: such a check costs minutes with openly available databases.</w:t>
+        <w:t xml:space="preserve">Adopted, and now demonstrated rather than merely recommended. Sec. 4.4 specifies the screen concretely — the two-part step-diagram test against the processing window, requiring no proprietary software and no measurement on the candidate itself. Sec. 4.2 shows it operating on this alloy, rejecting the composition where the intended 1200 °C treatment is found to lie ≈140 °C below the single-phase field. The abstract’s final sentence carries it in one line.</w:t>
       </w:r>
     </w:p>
     <w:p>
